--- a/dist/exports/simple-harmonic-motion_revision_notes.docx
+++ b/dist/exports/simple-harmonic-motion_revision_notes.docx
@@ -189,7 +189,7 @@
                 <w:color w:val="2D3748"/>
                 <w:sz w:val="19"/>
               </w:rPr>
-              <w:t>Simple Harmonic Motion - Core Application</w:t>
+              <w:t>Kinematics &amp; Dynamics of SHM</w:t>
             </w:r>
           </w:p>
         </w:tc>
@@ -209,7 +209,7 @@
               <w:rPr>
                 <w:sz w:val="19"/>
               </w:rPr>
-              <w:t>171 PYQs</w:t>
+              <w:t>128 PYQs</w:t>
             </w:r>
           </w:p>
         </w:tc>
@@ -230,7 +230,94 @@
                 <w:color w:val="718096"/>
                 <w:sz w:val="19"/>
               </w:rPr>
-              <w:t>General Concept</w:t>
+              <w:t>SHM Basics</w:t>
+            </w:r>
+          </w:p>
+        </w:tc>
+      </w:tr>
+      <w:tr>
+        <w:tc>
+          <w:tcPr>
+            <w:tcW w:type="dxa" w:w="2160"/>
+            <w:shd w:fill="FFFFFF"/>
+            <w:tcMar>
+              <w:top w:w="80" w:type="dxa"/>
+              <w:bottom w:w="80" w:type="dxa"/>
+              <w:left w:w="150" w:type="dxa"/>
+              <w:right w:w="150" w:type="dxa"/>
+            </w:tcMar>
+          </w:tcPr>
+          <w:p>
+            <w:r>
+              <w:rPr>
+                <w:b/>
+                <w:color w:val="C53030"/>
+                <w:sz w:val="19"/>
+              </w:rPr>
+              <w:t>Very High</w:t>
+            </w:r>
+          </w:p>
+        </w:tc>
+        <w:tc>
+          <w:tcPr>
+            <w:tcW w:type="dxa" w:w="4320"/>
+            <w:shd w:fill="FFFFFF"/>
+            <w:tcMar>
+              <w:top w:w="80" w:type="dxa"/>
+              <w:bottom w:w="80" w:type="dxa"/>
+              <w:left w:w="150" w:type="dxa"/>
+              <w:right w:w="150" w:type="dxa"/>
+            </w:tcMar>
+          </w:tcPr>
+          <w:p>
+            <w:r>
+              <w:rPr>
+                <w:b/>
+                <w:color w:val="2D3748"/>
+                <w:sz w:val="19"/>
+              </w:rPr>
+              <w:t>Energy in SHM &amp; Spring-Pendulum Systems</w:t>
+            </w:r>
+          </w:p>
+        </w:tc>
+        <w:tc>
+          <w:tcPr>
+            <w:tcW w:type="dxa" w:w="1728"/>
+            <w:shd w:fill="FFFFFF"/>
+            <w:tcMar>
+              <w:top w:w="80" w:type="dxa"/>
+              <w:bottom w:w="80" w:type="dxa"/>
+              <w:left w:w="150" w:type="dxa"/>
+              <w:right w:w="150" w:type="dxa"/>
+            </w:tcMar>
+          </w:tcPr>
+          <w:p>
+            <w:r>
+              <w:rPr>
+                <w:sz w:val="19"/>
+              </w:rPr>
+              <w:t>76 PYQs</w:t>
+            </w:r>
+          </w:p>
+        </w:tc>
+        <w:tc>
+          <w:tcPr>
+            <w:tcW w:type="dxa" w:w="1872"/>
+            <w:shd w:fill="FFFFFF"/>
+            <w:tcMar>
+              <w:top w:w="80" w:type="dxa"/>
+              <w:bottom w:w="80" w:type="dxa"/>
+              <w:left w:w="150" w:type="dxa"/>
+              <w:right w:w="150" w:type="dxa"/>
+            </w:tcMar>
+          </w:tcPr>
+          <w:p>
+            <w:r>
+              <w:rPr>
+                <w:color w:val="718096"/>
+                <w:sz w:val="19"/>
+              </w:rPr>
+              <w:t>Energy &amp; Systems</w:t>
             </w:r>
           </w:p>
         </w:tc>
@@ -311,6 +398,98 @@
           </w:p>
         </w:tc>
       </w:tr>
+      <w:tr>
+        <w:tc>
+          <w:tcPr>
+            <w:tcW w:type="dxa" w:w="3600"/>
+            <w:shd w:fill="F7FAFC"/>
+            <w:tcMar>
+              <w:top w:w="100" w:type="dxa"/>
+              <w:bottom w:w="100" w:type="dxa"/>
+              <w:left w:w="150" w:type="dxa"/>
+              <w:right w:w="150" w:type="dxa"/>
+            </w:tcMar>
+          </w:tcPr>
+          <w:p>
+            <w:r>
+              <w:rPr>
+                <w:b/>
+                <w:color w:val="1A365D"/>
+                <w:sz w:val="19"/>
+              </w:rPr>
+              <w:t>Kinematics &amp; Dynamics of SHM</w:t>
+            </w:r>
+          </w:p>
+        </w:tc>
+        <w:tc>
+          <w:tcPr>
+            <w:tcW w:type="dxa" w:w="6480"/>
+            <w:shd w:fill="F7FAFC"/>
+            <w:tcMar>
+              <w:top w:w="100" w:type="dxa"/>
+              <w:bottom w:w="100" w:type="dxa"/>
+              <w:left w:w="150" w:type="dxa"/>
+              <w:right w:w="150" w:type="dxa"/>
+            </w:tcMar>
+          </w:tcPr>
+          <w:p>
+            <w:r>
+              <w:rPr>
+                <w:rFonts w:ascii="Cambria Math" w:hAnsi="Cambria Math"/>
+                <w:color w:val="2D3748"/>
+                <w:sz w:val="19"/>
+              </w:rPr>
+              <w:t>x(t) = A\sin(\omega t + \phi), \quad v = \omega\sqrt{A^2 - x^2}, \quad a = -\omega^2 x, \quad T = 2\pi\sqrt{\frac{m}{k}}</w:t>
+            </w:r>
+          </w:p>
+        </w:tc>
+      </w:tr>
+      <w:tr>
+        <w:tc>
+          <w:tcPr>
+            <w:tcW w:type="dxa" w:w="3600"/>
+            <w:shd w:fill="FFFFFF"/>
+            <w:tcMar>
+              <w:top w:w="100" w:type="dxa"/>
+              <w:bottom w:w="100" w:type="dxa"/>
+              <w:left w:w="150" w:type="dxa"/>
+              <w:right w:w="150" w:type="dxa"/>
+            </w:tcMar>
+          </w:tcPr>
+          <w:p>
+            <w:r>
+              <w:rPr>
+                <w:b/>
+                <w:color w:val="1A365D"/>
+                <w:sz w:val="19"/>
+              </w:rPr>
+              <w:t>Energy in SHM &amp; Spring-Pendulum Systems</w:t>
+            </w:r>
+          </w:p>
+        </w:tc>
+        <w:tc>
+          <w:tcPr>
+            <w:tcW w:type="dxa" w:w="6480"/>
+            <w:shd w:fill="FFFFFF"/>
+            <w:tcMar>
+              <w:top w:w="100" w:type="dxa"/>
+              <w:bottom w:w="100" w:type="dxa"/>
+              <w:left w:w="150" w:type="dxa"/>
+              <w:right w:w="150" w:type="dxa"/>
+            </w:tcMar>
+          </w:tcPr>
+          <w:p>
+            <w:r>
+              <w:rPr>
+                <w:rFonts w:ascii="Cambria Math" w:hAnsi="Cambria Math"/>
+                <w:color w:val="2D3748"/>
+                <w:sz w:val="19"/>
+              </w:rPr>
+              <w:t>E_{\text{total}} = \frac{1}{2}m\omega^2 A^2 = \frac{1}{2}kA^2 = \text{const}, \quad T_{\text{spring}} = 2\pi\sqrt{\frac{m}{k}}, \quad T_{\text{pendulum}} = 2\pi\sqrt{\frac{l}{g}}</w:t>
+            </w:r>
+          </w:p>
+        </w:tc>
+      </w:tr>
     </w:tbl>
     <w:p>
       <w:pPr>
@@ -338,7 +517,7 @@
           <w:color w:val="2B6CB0"/>
           <w:sz w:val="24"/>
         </w:rPr>
-        <w:t>3.1 Simple Harmonic Motion - Core Application (Very High Yield — 171 PYQs)</w:t>
+        <w:t>3.1 Kinematics &amp; Dynamics of SHM (Very High Yield — 128 PYQs)</w:t>
       </w:r>
     </w:p>
     <w:p>
@@ -353,7 +532,7 @@
         <w:rPr>
           <w:sz w:val="20"/>
         </w:rPr>
-        <w:t>Key problem pattern in Simple Harmonic Motion.</w:t>
+        <w:t>Differential equation of SHM (d^2x / dt^2) + ω^2 x = 0, displacement, velocity, acceleration, and phase relations.</w:t>
       </w:r>
     </w:p>
     <w:tbl>
@@ -391,7 +570,7 @@
                 <w:color w:val="2D3748"/>
                 <w:sz w:val="19"/>
               </w:rPr>
-              <w:t>Watch for algebraic and sign errors.</w:t>
+              <w:t>Velocity leads displacement by π/2; acceleration leads displacement by π rad (opposite phase).</w:t>
             </w:r>
           </w:p>
         </w:tc>
@@ -432,7 +611,7 @@
                 <w:color w:val="2D3748"/>
                 <w:sz w:val="19"/>
               </w:rPr>
-              <w:t>Verify dimensions and boundary conditions.</w:t>
+              <w:t>At mean position (x = 0): v_(max) = Aω, a = 0. At extreme (x = ± A): v = 0, a_(max) = ω^2 A.</w:t>
             </w:r>
           </w:p>
         </w:tc>
@@ -515,6 +694,187 @@
           <w:b/>
           <w:sz w:val="18"/>
         </w:rPr>
+        <w:t xml:space="preserve">[2026 Evening Shift] Q#2 (MCQ): </w:t>
+      </w:r>
+      <w:r>
+        <w:rPr>
+          <w:sz w:val="18"/>
+        </w:rPr>
+        <w:t xml:space="preserve">"A spring stretches by 2 mm when it is loaded with a mass of 200 g . From equilibrium position the mass is further pulled down by 2 mm and re..."  </w:t>
+      </w:r>
+      <w:r>
+        <w:rPr>
+          <w:b/>
+          <w:color w:val="2B6CB0"/>
+          <w:sz w:val="18"/>
+        </w:rPr>
+        <w:t>[Ans: A]</w:t>
+      </w:r>
+    </w:p>
+    <w:p>
+      <w:pPr>
+        <w:spacing w:after="120"/>
+      </w:pPr>
+    </w:p>
+    <w:p>
+      <w:pPr>
+        <w:pStyle w:val="Heading2"/>
+      </w:pPr>
+      <w:r>
+        <w:rPr>
+          <w:color w:val="2B6CB0"/>
+          <w:sz w:val="24"/>
+        </w:rPr>
+        <w:t>3.2 Energy in SHM &amp; Spring-Pendulum Systems (Very High Yield — 76 PYQs)</w:t>
+      </w:r>
+    </w:p>
+    <w:p>
+      <w:r>
+        <w:rPr>
+          <w:b/>
+          <w:sz w:val="20"/>
+        </w:rPr>
+        <w:t xml:space="preserve">Core Principle: </w:t>
+      </w:r>
+      <w:r>
+        <w:rPr>
+          <w:sz w:val="20"/>
+        </w:rPr>
+        <w:t>Energy oscillation in SHM (frequency of K and U is 2f), springs in series/parallel, and simple pendulum period.</w:t>
+      </w:r>
+    </w:p>
+    <w:tbl>
+      <w:tblPr>
+        <w:tblW w:type="auto" w:w="0"/>
+        <w:jc w:val="center"/>
+        <w:tblLook w:firstColumn="1" w:firstRow="1" w:lastColumn="0" w:lastRow="0" w:noHBand="0" w:noVBand="1" w:val="04A0"/>
+      </w:tblPr>
+      <w:tblGrid>
+        <w:gridCol w:w="10080"/>
+      </w:tblGrid>
+      <w:tr>
+        <w:tc>
+          <w:tcPr>
+            <w:tcW w:type="dxa" w:w="10080"/>
+            <w:shd w:fill="FFF5F5"/>
+            <w:tcMar>
+              <w:top w:w="100" w:type="dxa"/>
+              <w:bottom w:w="100" w:type="dxa"/>
+              <w:left w:w="150" w:type="dxa"/>
+              <w:right w:w="150" w:type="dxa"/>
+            </w:tcMar>
+          </w:tcPr>
+          <w:p>
+            <w:r>
+              <w:rPr>
+                <w:b/>
+                <w:color w:val="C53030"/>
+                <w:sz w:val="19"/>
+              </w:rPr>
+              <w:t xml:space="preserve">⚠️ Common Trap / JEE Pitfall: </w:t>
+            </w:r>
+            <w:r>
+              <w:rPr>
+                <w:color w:val="2D3748"/>
+                <w:sz w:val="19"/>
+              </w:rPr>
+              <w:t>Kinetic energy and potential energy oscillate at TWICE the frequency (2ω) of displacement.</w:t>
+            </w:r>
+          </w:p>
+        </w:tc>
+      </w:tr>
+    </w:tbl>
+    <w:tbl>
+      <w:tblPr>
+        <w:tblW w:type="auto" w:w="0"/>
+        <w:jc w:val="center"/>
+        <w:tblLook w:firstColumn="1" w:firstRow="1" w:lastColumn="0" w:lastRow="0" w:noHBand="0" w:noVBand="1" w:val="04A0"/>
+      </w:tblPr>
+      <w:tblGrid>
+        <w:gridCol w:w="10080"/>
+      </w:tblGrid>
+      <w:tr>
+        <w:tc>
+          <w:tcPr>
+            <w:tcW w:type="dxa" w:w="10080"/>
+            <w:shd w:fill="F0FFF4"/>
+            <w:tcMar>
+              <w:top w:w="100" w:type="dxa"/>
+              <w:bottom w:w="100" w:type="dxa"/>
+              <w:left w:w="150" w:type="dxa"/>
+              <w:right w:w="150" w:type="dxa"/>
+            </w:tcMar>
+          </w:tcPr>
+          <w:p>
+            <w:r>
+              <w:rPr>
+                <w:b/>
+                <w:color w:val="276749"/>
+                <w:sz w:val="19"/>
+              </w:rPr>
+              <w:t xml:space="preserve">💡 Speed Hack / Trick: </w:t>
+            </w:r>
+            <w:r>
+              <w:rPr>
+                <w:color w:val="2D3748"/>
+                <w:sz w:val="19"/>
+              </w:rPr>
+              <w:t>When a spring of constant k is cut into ratio 1 : n, the parts have constants k_1 = k(n+1) and k_2 = k(n+1 / n).</w:t>
+            </w:r>
+          </w:p>
+        </w:tc>
+      </w:tr>
+    </w:tbl>
+    <w:p>
+      <w:pPr>
+        <w:spacing w:before="120" w:after="40"/>
+      </w:pPr>
+      <w:r>
+        <w:rPr>
+          <w:b/>
+          <w:color w:val="1A365D"/>
+          <w:sz w:val="19"/>
+        </w:rPr>
+        <w:t>Source PYQs testing this concept:</w:t>
+      </w:r>
+    </w:p>
+    <w:p>
+      <w:pPr>
+        <w:pStyle w:val="ListBullet"/>
+        <w:spacing w:after="40"/>
+      </w:pPr>
+      <w:r>
+        <w:rPr>
+          <w:b/>
+          <w:sz w:val="18"/>
+        </w:rPr>
+        <w:t xml:space="preserve">[2026 Evening Shift] Q#1 (MCQ): </w:t>
+      </w:r>
+      <w:r>
+        <w:rPr>
+          <w:sz w:val="18"/>
+        </w:rPr>
+        <w:t xml:space="preserve">"The frequency of oscillation of a mass m suspended by a spring is v_(1) . If the length of the spring is cut to half, the same mass osci..."  </w:t>
+      </w:r>
+      <w:r>
+        <w:rPr>
+          <w:b/>
+          <w:color w:val="2B6CB0"/>
+          <w:sz w:val="18"/>
+        </w:rPr>
+        <w:t>[Ans: C]</w:t>
+      </w:r>
+    </w:p>
+    <w:p>
+      <w:pPr>
+        <w:pStyle w:val="ListBullet"/>
+        <w:spacing w:after="40"/>
+      </w:pPr>
+      <w:r>
+        <w:rPr>
+          <w:b/>
+          <w:sz w:val="18"/>
+        </w:rPr>
         <w:t xml:space="preserve">[2026 Morning Shift] Q#1 (MCQ): </w:t>
       </w:r>
       <w:r>
@@ -530,6 +890,33 @@
           <w:sz w:val="18"/>
         </w:rPr>
         <w:t>[Ans: C]</w:t>
+      </w:r>
+    </w:p>
+    <w:p>
+      <w:pPr>
+        <w:pStyle w:val="ListBullet"/>
+        <w:spacing w:after="40"/>
+      </w:pPr>
+      <w:r>
+        <w:rPr>
+          <w:b/>
+          <w:sz w:val="18"/>
+        </w:rPr>
+        <w:t xml:space="preserve">[2026 Morning Shift] Q#2 (MCQ): </w:t>
+      </w:r>
+      <w:r>
+        <w:rPr>
+          <w:sz w:val="18"/>
+        </w:rPr>
+        <w:t xml:space="preserve">"A simple pendulum of string length 30 cm performs 20 oscillations in 10 s . The length of the string required for the pendulum to perform 40..."  </w:t>
+      </w:r>
+      <w:r>
+        <w:rPr>
+          <w:b/>
+          <w:color w:val="2B6CB0"/>
+          <w:sz w:val="18"/>
+        </w:rPr>
+        <w:t>[Ans: B]</w:t>
       </w:r>
     </w:p>
     <w:p>
@@ -662,6 +1049,129 @@
               <w:t>Solution Analysis:</w:t>
               <w:br/>
               <w:t>When a mass m is attached to a spring with spring constant k , the restoring force is given by Hooke's law F=-kx According to Newton's Second Law, m\fracd^2xdt^2=-kx ⇒ \fracd^2xdt^2+(k / m)x=0 Comparing this to the standard SHM equation \fracd^2xdt^2+ω^2x=0 , we find the angular frequency as, ω=√((k / m)) Since frequency v=(ω / 2π) , the frequency of oscillation is: v=(1 / 2π)√((k / m)) ⇒ v∝√(k) A spring constant k is inversely proportional to the natural length L of the spring (k∝(1 / L)) . k · L=constant Let the initial length be L_(1) and initial spring constant be k_(1) . The new length is L_(2)=\fracL_(1)2 . Let the new spring constant is k_(2) . k_(1)L_(1)=k_(2)L_(2) ⇒ k_(1)L_(1)=k_(2)(\fracL_(1)2) ⇒ k_(2)=2k_(1) Using the relation between spring constant and frequency of oscillation, \fracv_(2)v_(1)=\frac(1 / 2π)√(\frack_(2))m(1 / 2π)√(\frack_(1))m ⇒ \fracv_(2)v_(1)=√(\frack_(2))k_(1) Substituting k_(2)=2k_(1) : \fracv_(2)v_(1)=√(\frac2k_(1))k_(1) ⇒ \fracv_(2)v_(1)=√(2) Therefore, the value of the ratio \fracv_(2)v_(1) is √(2) . Hence, the correct option is (C).</w:t>
+            </w:r>
+          </w:p>
+        </w:tc>
+      </w:tr>
+    </w:tbl>
+    <w:p>
+      <w:pPr>
+        <w:spacing w:after="120"/>
+      </w:pPr>
+    </w:p>
+    <w:p>
+      <w:pPr>
+        <w:spacing w:before="160" w:after="40"/>
+      </w:pPr>
+      <w:r>
+        <w:rPr>
+          <w:b/>
+          <w:color w:val="1A365D"/>
+          <w:sz w:val="22"/>
+        </w:rPr>
+        <w:t>Benchmark Problem 2: JEE Main 2026 (Online) 24th January Morning Shift (Q#1)</w:t>
+      </w:r>
+    </w:p>
+    <w:p>
+      <w:pPr>
+        <w:spacing w:after="80"/>
+      </w:pPr>
+      <w:r>
+        <w:rPr>
+          <w:sz w:val="20"/>
+        </w:rPr>
+        <w:t>A spring of force constant 15N/m is cut into two pieces. If the ratio of their length is 1:3 , then the force constant of smaller piece is ____ N/m .</w:t>
+      </w:r>
+    </w:p>
+    <w:p>
+      <w:pPr>
+        <w:pStyle w:val="ListBullet"/>
+        <w:spacing w:after="20"/>
+      </w:pPr>
+      <w:r>
+        <w:rPr>
+          <w:sz w:val="19"/>
+        </w:rPr>
+        <w:t>(A) 20</w:t>
+      </w:r>
+    </w:p>
+    <w:p>
+      <w:pPr>
+        <w:pStyle w:val="ListBullet"/>
+        <w:spacing w:after="20"/>
+      </w:pPr>
+      <w:r>
+        <w:rPr>
+          <w:sz w:val="19"/>
+        </w:rPr>
+        <w:t>(B) 45</w:t>
+      </w:r>
+    </w:p>
+    <w:p>
+      <w:pPr>
+        <w:pStyle w:val="ListBullet"/>
+        <w:spacing w:after="20"/>
+      </w:pPr>
+      <w:r>
+        <w:rPr>
+          <w:b/>
+          <w:color w:val="276749"/>
+          <w:sz w:val="19"/>
+        </w:rPr>
+        <w:t>(C) 60</w:t>
+      </w:r>
+    </w:p>
+    <w:p>
+      <w:pPr>
+        <w:pStyle w:val="ListBullet"/>
+        <w:spacing w:after="20"/>
+      </w:pPr>
+      <w:r>
+        <w:rPr>
+          <w:sz w:val="19"/>
+        </w:rPr>
+        <w:t>(D) 15</w:t>
+      </w:r>
+    </w:p>
+    <w:tbl>
+      <w:tblPr>
+        <w:tblW w:type="auto" w:w="0"/>
+        <w:jc w:val="center"/>
+        <w:tblLook w:firstColumn="1" w:firstRow="1" w:lastColumn="0" w:lastRow="0" w:noHBand="0" w:noVBand="1" w:val="04A0"/>
+      </w:tblPr>
+      <w:tblGrid>
+        <w:gridCol w:w="10080"/>
+      </w:tblGrid>
+      <w:tr>
+        <w:tc>
+          <w:tcPr>
+            <w:tcW w:type="dxa" w:w="10080"/>
+            <w:shd w:fill="F7FAFC"/>
+            <w:tcMar>
+              <w:top w:w="100" w:type="dxa"/>
+              <w:bottom w:w="100" w:type="dxa"/>
+              <w:left w:w="150" w:type="dxa"/>
+              <w:right w:w="150" w:type="dxa"/>
+            </w:tcMar>
+          </w:tcPr>
+          <w:p>
+            <w:r>
+              <w:rPr>
+                <w:b/>
+                <w:color w:val="1A365D"/>
+                <w:sz w:val="19"/>
+              </w:rPr>
+              <w:t>Correct Answer: C</w:t>
+              <w:br/>
+            </w:r>
+            <w:r>
+              <w:rPr>
+                <w:color w:val="2D3748"/>
+                <w:sz w:val="18"/>
+              </w:rPr>
+              <w:t>Solution Analysis:</w:t>
+              <w:br/>
+              <w:t>The spring constant k of a spring is inversely proportional to the length L of the spring. k∝(1 / L) This means that the product of the spring constant and the length is a constant for a given spring: k · L=Constant The force constant of original spring is k_(o)=15N/m . Let the original length be L . The spring is cut into two pieces with a length ratio of 1:3 . x+3x=L ⇒ x=(L / 4) Hence, the length of smaller spring is L_(1)=x=(L / 4) and the length of larger spring is L_(2)=3x=(3L / 4) . Let k_(1) be the force constant of the smaller piece. Using the inverse proportionality relationship: k_(o)L_(o)=k_(1)L_(1) ⇒ 15 × L=k_(1) × ((L / 4)) ⇒ k_(1)=60N/m Therefore, the force constant of smaller piece is 60N/m . Hence, the correct option is (C).</w:t>
             </w:r>
           </w:p>
         </w:tc>

--- a/dist/exports/simple-harmonic-motion_revision_notes.docx
+++ b/dist/exports/simple-harmonic-motion_revision_notes.docx
@@ -209,7 +209,7 @@
               <w:rPr>
                 <w:sz w:val="19"/>
               </w:rPr>
-              <w:t>128 PYQs</w:t>
+              <w:t>129 PYQs</w:t>
             </w:r>
           </w:p>
         </w:tc>
@@ -296,7 +296,7 @@
               <w:rPr>
                 <w:sz w:val="19"/>
               </w:rPr>
-              <w:t>76 PYQs</w:t>
+              <w:t>59 PYQs</w:t>
             </w:r>
           </w:p>
         </w:tc>
@@ -517,7 +517,7 @@
           <w:color w:val="2B6CB0"/>
           <w:sz w:val="24"/>
         </w:rPr>
-        <w:t>3.1 Kinematics &amp; Dynamics of SHM (Very High Yield — 128 PYQs)</w:t>
+        <w:t>3.1 Kinematics &amp; Dynamics of SHM (Very High Yield — 129 PYQs)</w:t>
       </w:r>
     </w:p>
     <w:p>
@@ -725,7 +725,7 @@
           <w:color w:val="2B6CB0"/>
           <w:sz w:val="24"/>
         </w:rPr>
-        <w:t>3.2 Energy in SHM &amp; Spring-Pendulum Systems (Very High Yield — 76 PYQs)</w:t>
+        <w:t>3.2 Energy in SHM &amp; Spring-Pendulum Systems (Very High Yield — 59 PYQs)</w:t>
       </w:r>
     </w:p>
     <w:p>
@@ -848,33 +848,6 @@
           <w:b/>
           <w:sz w:val="18"/>
         </w:rPr>
-        <w:t xml:space="preserve">[2026 Evening Shift] Q#1 (MCQ): </w:t>
-      </w:r>
-      <w:r>
-        <w:rPr>
-          <w:sz w:val="18"/>
-        </w:rPr>
-        <w:t xml:space="preserve">"The frequency of oscillation of a mass m suspended by a spring is v_(1) . If the length of the spring is cut to half, the same mass osci..."  </w:t>
-      </w:r>
-      <w:r>
-        <w:rPr>
-          <w:b/>
-          <w:color w:val="2B6CB0"/>
-          <w:sz w:val="18"/>
-        </w:rPr>
-        <w:t>[Ans: C]</w:t>
-      </w:r>
-    </w:p>
-    <w:p>
-      <w:pPr>
-        <w:pStyle w:val="ListBullet"/>
-        <w:spacing w:after="40"/>
-      </w:pPr>
-      <w:r>
-        <w:rPr>
-          <w:b/>
-          <w:sz w:val="18"/>
-        </w:rPr>
         <w:t xml:space="preserve">[2026 Morning Shift] Q#1 (MCQ): </w:t>
       </w:r>
       <w:r>
@@ -917,6 +890,33 @@
           <w:sz w:val="18"/>
         </w:rPr>
         <w:t>[Ans: B]</w:t>
+      </w:r>
+    </w:p>
+    <w:p>
+      <w:pPr>
+        <w:pStyle w:val="ListBullet"/>
+        <w:spacing w:after="40"/>
+      </w:pPr>
+      <w:r>
+        <w:rPr>
+          <w:b/>
+          <w:sz w:val="18"/>
+        </w:rPr>
+        <w:t xml:space="preserve">[2026 Evening Shift] Q#3 (MCQ): </w:t>
+      </w:r>
+      <w:r>
+        <w:rPr>
+          <w:sz w:val="18"/>
+        </w:rPr>
+        <w:t xml:space="preserve">"As shown in the figure, a spring is kept in a stretched position with some extension by holding the masses 1kg and 0.2kg w..."  </w:t>
+      </w:r>
+      <w:r>
+        <w:rPr>
+          <w:b/>
+          <w:color w:val="2B6CB0"/>
+          <w:sz w:val="18"/>
+        </w:rPr>
+        <w:t>[Ans: C]</w:t>
       </w:r>
     </w:p>
     <w:p>
